--- a/public/demo-resume.docx
+++ b/public/demo-resume.docx
@@ -4,431 +4,184 @@
   <w:body>
     <w:p>
       <w:pPr>
-        <w:spacing w:after="40"/>
-        <w:jc w:val="center"/>
+        <w:pStyle w:val="Title"/>
       </w:pPr>
       <w:r>
-        <w:rPr>
-          <w:rFonts w:ascii="Helvetica" w:hAnsi="Helvetica"/>
-          <w:b/>
-          <w:sz w:val="40"/>
-        </w:rPr>
-        <w:t>ALEX CHEN</w:t>
+        <w:t>Alex Chen</w:t>
+      </w:r>
+    </w:p>
+    <w:p>
+      <w:r>
+        <w:t>San Francisco, CA • alex.chen@example.com • (555) 234-5678 • github.com/alexchen • linkedin.com/in/alexchen</w:t>
       </w:r>
     </w:p>
     <w:p>
       <w:pPr>
-        <w:spacing w:after="200"/>
-        <w:jc w:val="center"/>
+        <w:pStyle w:val="Heading1"/>
       </w:pPr>
       <w:r>
+        <w:t>Education</w:t>
+      </w:r>
+    </w:p>
+    <w:p>
+      <w:r>
         <w:rPr>
-          <w:color w:val="5A5A5A"/>
-          <w:sz w:val="19"/>
+          <w:b/>
         </w:rPr>
-        <w:t>alex.chen@example.com  •  +1 (555) 234-5678  •  github.com/alexchen  •  linkedin.com/in/alexchen-dev</w:t>
+        <w:t>State University — B.S. in Computer Science (GPA: 3.8 / 4.0)</w:t>
+        <w:br/>
+      </w:r>
+      <w:r>
+        <w:t>Graduated May 2025 • Relevant Coursework: Data Structures, Web Applications, Database Systems, Software Design</w:t>
       </w:r>
     </w:p>
     <w:p>
       <w:pPr>
-        <w:spacing w:before="160" w:after="60"/>
+        <w:pStyle w:val="Heading1"/>
       </w:pPr>
+      <w:r>
+        <w:t>Technical Skills</w:t>
+      </w:r>
+    </w:p>
+    <w:p>
       <w:r>
         <w:rPr>
           <w:b/>
-          <w:color w:val="141414"/>
-          <w:sz w:val="22"/>
         </w:rPr>
-        <w:t>EDUCATION</w:t>
+        <w:t xml:space="preserve">Languages: </w:t>
+      </w:r>
+      <w:r>
+        <w:t>TypeScript, JavaScript, Python, SQL, HTML5, CSS3</w:t>
+        <w:br/>
+      </w:r>
+      <w:r>
+        <w:rPr>
+          <w:b/>
+        </w:rPr>
+        <w:t xml:space="preserve">Frameworks &amp; Tools: </w:t>
+      </w:r>
+      <w:r>
+        <w:t>React, Next.js, Node.js, Express, PostgreSQL, Git, Tailwind CSS, Jest, Docker</w:t>
       </w:r>
     </w:p>
     <w:p>
       <w:pPr>
-        <w:spacing w:after="20"/>
+        <w:pStyle w:val="Heading1"/>
       </w:pPr>
+      <w:r>
+        <w:t>Featured Projects</w:t>
+      </w:r>
+    </w:p>
+    <w:p>
       <w:r>
         <w:rPr>
           <w:b/>
-          <w:sz w:val="20"/>
         </w:rPr>
-        <w:t>Bachelor of Technology in Computer Science and Engineering</w:t>
+        <w:t>TaskFlow — Team Task Management Web App (React, Node.js, PostgreSQL)</w:t>
         <w:br/>
-      </w:r>
-      <w:r>
-        <w:rPr>
-          <w:color w:val="505050"/>
-          <w:sz w:val="19"/>
-        </w:rPr>
-        <w:t>Chitkara University  |  CGPA: 9.2 / 10.0  |  Expected Graduation: June 2027</w:t>
-      </w:r>
-    </w:p>
-    <w:p>
-      <w:pPr>
-        <w:spacing w:before="160" w:after="60"/>
-      </w:pPr>
-      <w:r>
-        <w:rPr>
-          <w:b/>
-          <w:color w:val="141414"/>
-          <w:sz w:val="22"/>
-        </w:rPr>
-        <w:t>TECHNICAL SKILLS</w:t>
-      </w:r>
-    </w:p>
-    <w:p>
-      <w:pPr>
-        <w:spacing w:after="40"/>
-      </w:pPr>
-    </w:p>
-    <w:p>
-      <w:pPr>
-        <w:spacing w:before="20" w:after="20"/>
-      </w:pPr>
-      <w:r>
-        <w:rPr>
-          <w:b/>
-          <w:sz w:val="19"/>
-        </w:rPr>
-        <w:t xml:space="preserve">Languages: </w:t>
-      </w:r>
-      <w:r>
-        <w:rPr>
-          <w:sz w:val="19"/>
-        </w:rPr>
-        <w:t>TypeScript, JavaScript (ES6+), Python, Go, SQL (PostgreSQL, MySQL)</w:t>
-      </w:r>
-    </w:p>
-    <w:p>
-      <w:pPr>
-        <w:spacing w:before="20" w:after="20"/>
-      </w:pPr>
-      <w:r>
-        <w:rPr>
-          <w:b/>
-          <w:sz w:val="19"/>
-        </w:rPr>
-        <w:t xml:space="preserve">Backend &amp; Systems: </w:t>
-      </w:r>
-      <w:r>
-        <w:rPr>
-          <w:sz w:val="19"/>
-        </w:rPr>
-        <w:t>Node.js, Express, REST APIs, GraphQL, Redis, Distributed Systems, Microservices</w:t>
-      </w:r>
-    </w:p>
-    <w:p>
-      <w:pPr>
-        <w:spacing w:before="20" w:after="20"/>
-      </w:pPr>
-      <w:r>
-        <w:rPr>
-          <w:b/>
-          <w:sz w:val="19"/>
-        </w:rPr>
-        <w:t xml:space="preserve">Frontend: </w:t>
-      </w:r>
-      <w:r>
-        <w:rPr>
-          <w:sz w:val="19"/>
-        </w:rPr>
-        <w:t>React.js, Next.js (App Router), Tailwind CSS, Framer Motion, HTML5/CSS3</w:t>
-      </w:r>
-    </w:p>
-    <w:p>
-      <w:pPr>
-        <w:spacing w:before="20" w:after="20"/>
-      </w:pPr>
-      <w:r>
-        <w:rPr>
-          <w:b/>
-          <w:sz w:val="19"/>
-        </w:rPr>
-        <w:t xml:space="preserve">Cloud &amp; DevOps: </w:t>
-      </w:r>
-      <w:r>
-        <w:rPr>
-          <w:sz w:val="19"/>
-        </w:rPr>
-        <w:t>Microsoft Azure, Docker, Kubernetes, Git, CI/CD (GitHub Actions), Vitest, Jest</w:t>
-      </w:r>
-    </w:p>
-    <w:p>
-      <w:pPr>
-        <w:spacing w:before="160" w:after="60"/>
-      </w:pPr>
-      <w:r>
-        <w:rPr>
-          <w:b/>
-          <w:color w:val="141414"/>
-          <w:sz w:val="22"/>
-        </w:rPr>
-        <w:t>ENGINEERING PROJECTS</w:t>
-      </w:r>
-    </w:p>
-    <w:p>
-      <w:pPr>
-        <w:spacing w:before="60" w:after="20"/>
-      </w:pPr>
-      <w:r>
-        <w:rPr>
-          <w:b/>
-          <w:sz w:val="20"/>
-        </w:rPr>
-        <w:t>Distributed Order &amp; Inventory Processing Platform</w:t>
-      </w:r>
-      <w:r>
-        <w:rPr>
-          <w:color w:val="646464"/>
-          <w:sz w:val="18"/>
-        </w:rPr>
-        <w:t xml:space="preserve">  |  Node.js, Express, TypeScript, PostgreSQL, Redis, Docker</w:t>
       </w:r>
     </w:p>
     <w:p>
       <w:pPr>
         <w:pStyle w:val="ListBullet"/>
-        <w:spacing w:before="20" w:after="40"/>
       </w:pPr>
       <w:r>
-        <w:rPr>
-          <w:b/>
-          <w:sz w:val="19"/>
-        </w:rPr>
-        <w:t xml:space="preserve">Database Schema &amp; Integrity: </w:t>
-      </w:r>
-      <w:r>
-        <w:rPr>
-          <w:sz w:val="19"/>
-        </w:rPr>
-        <w:t>Architected relational transaction schema in PostgreSQL with strict ACID guarantees, utilizing row-level locking (SELECT ... FOR UPDATE) to prevent double-booking during flash-sale concurrency spikes.</w:t>
+        <w:t>• Built a responsive full-stack task manager with real-time updates and user authentication.</w:t>
       </w:r>
     </w:p>
     <w:p>
       <w:pPr>
         <w:pStyle w:val="ListBullet"/>
-        <w:spacing w:before="20" w:after="40"/>
       </w:pPr>
       <w:r>
-        <w:rPr>
-          <w:b/>
-          <w:sz w:val="19"/>
-        </w:rPr>
-        <w:t xml:space="preserve">Caching &amp; Invalidation: </w:t>
-      </w:r>
-      <w:r>
-        <w:rPr>
-          <w:sz w:val="19"/>
-        </w:rPr>
-        <w:t>Integrated Redis read-through caching for high-traffic inventory endpoints, slashing average query response latency by 68% (from 145ms to 46ms) with atomic write-through invalidation.</w:t>
+        <w:t>• Designed clean PostgreSQL database schema for users, project boards, and task assignments.</w:t>
       </w:r>
     </w:p>
     <w:p>
       <w:pPr>
         <w:pStyle w:val="ListBullet"/>
-        <w:spacing w:before="20" w:after="40"/>
       </w:pPr>
+      <w:r>
+        <w:t>• Implemented drag-and-drop task organization and automated email notifications for upcoming deadlines.</w:t>
+      </w:r>
+    </w:p>
+    <w:p>
       <w:r>
         <w:rPr>
           <w:b/>
-          <w:sz w:val="19"/>
         </w:rPr>
-        <w:t xml:space="preserve">Fault Tolerance &amp; Queues: </w:t>
-      </w:r>
-      <w:r>
-        <w:rPr>
-          <w:sz w:val="19"/>
-        </w:rPr>
-        <w:t>Implemented asynchronous order fulfillment pipeline with dead-letter queue retries, processing 3,500+ simulated concurrent orders with zero data loss.</w:t>
-      </w:r>
-    </w:p>
-    <w:p>
-      <w:pPr>
-        <w:spacing w:before="80" w:after="20"/>
-      </w:pPr>
-      <w:r>
-        <w:rPr>
-          <w:b/>
-          <w:sz w:val="20"/>
-        </w:rPr>
-        <w:t>Real-Time High-Throughput Metrics Dashboard</w:t>
-      </w:r>
-      <w:r>
-        <w:rPr>
-          <w:color w:val="646464"/>
-          <w:sz w:val="18"/>
-        </w:rPr>
-        <w:t xml:space="preserve">  |  Next.js, React, WebSockets, Apache Kafka, InfluxDB</w:t>
+        <w:t>Campus Marketplace — Student Exchange Platform (TypeScript, React, Express)</w:t>
+        <w:br/>
       </w:r>
     </w:p>
     <w:p>
       <w:pPr>
         <w:pStyle w:val="ListBullet"/>
-        <w:spacing w:before="20" w:after="40"/>
       </w:pPr>
       <w:r>
-        <w:rPr>
-          <w:b/>
-          <w:sz w:val="19"/>
-        </w:rPr>
-        <w:t xml:space="preserve">Streaming Telemetry: </w:t>
-      </w:r>
-      <w:r>
-        <w:rPr>
-          <w:sz w:val="19"/>
-        </w:rPr>
-        <w:t>Engineered real-time browser visualizer handling 8,000+ incoming metric events/second over duplex WebSockets without DOM frame dropping (60 FPS).</w:t>
+        <w:t>• Developed an online student marketplace for buying and selling textbooks and course materials.</w:t>
       </w:r>
     </w:p>
     <w:p>
       <w:pPr>
         <w:pStyle w:val="ListBullet"/>
-        <w:spacing w:before="20" w:after="40"/>
       </w:pPr>
       <w:r>
-        <w:rPr>
-          <w:b/>
-          <w:sz w:val="19"/>
-        </w:rPr>
-        <w:t xml:space="preserve">State &amp; Aggregation: </w:t>
-      </w:r>
-      <w:r>
-        <w:rPr>
-          <w:sz w:val="19"/>
-        </w:rPr>
-        <w:t>Designed windowed client-side buffering and decimation algorithms to render time-series plots without memory leaks across prolonged sessions.</w:t>
-      </w:r>
-    </w:p>
-    <w:p>
-      <w:pPr>
-        <w:spacing w:before="80" w:after="20"/>
-      </w:pPr>
-      <w:r>
-        <w:rPr>
-          <w:b/>
-          <w:sz w:val="20"/>
-        </w:rPr>
-        <w:t>Rehearse — Voice-Driven AI Interview Coach</w:t>
-      </w:r>
-      <w:r>
-        <w:rPr>
-          <w:color w:val="646464"/>
-          <w:sz w:val="18"/>
-        </w:rPr>
-        <w:t xml:space="preserve">  |  Next.js 14, TypeScript, Azure Cognitive Speech, Azure OpenAI (GPT-4o)</w:t>
+        <w:t>• Created intuitive search filters by course, department, and condition, serving 500+ active campus users.</w:t>
       </w:r>
     </w:p>
     <w:p>
       <w:pPr>
         <w:pStyle w:val="ListBullet"/>
-        <w:spacing w:before="20" w:after="40"/>
       </w:pPr>
+      <w:r>
+        <w:t>• Integrated secure JWT session management and responsive mobile-first UI with Tailwind CSS.</w:t>
+      </w:r>
+    </w:p>
+    <w:p>
+      <w:pPr>
+        <w:pStyle w:val="Heading1"/>
+      </w:pPr>
+      <w:r>
+        <w:t>Work Experience</w:t>
+      </w:r>
+    </w:p>
+    <w:p>
       <w:r>
         <w:rPr>
           <w:b/>
-          <w:sz w:val="19"/>
         </w:rPr>
-        <w:t xml:space="preserve">Speech &amp; Reasoning Loop: </w:t>
-      </w:r>
-      <w:r>
-        <w:rPr>
-          <w:sz w:val="19"/>
-        </w:rPr>
-        <w:t>Integrated continuous Azure Speech-to-Text streaming and 24kHz Neural TTS with SSML prosody; connected to GPT-4o for contextual multi-turn technical trade-off probing.</w:t>
+        <w:t>TechCorp Solutions — Software Engineering Intern (June 2024 – August 2024)</w:t>
+        <w:br/>
       </w:r>
     </w:p>
     <w:p>
       <w:pPr>
         <w:pStyle w:val="ListBullet"/>
-        <w:spacing w:before="20" w:after="40"/>
       </w:pPr>
       <w:r>
-        <w:rPr>
-          <w:b/>
-          <w:sz w:val="19"/>
-        </w:rPr>
-        <w:t xml:space="preserve">Responsible AI Architecture: </w:t>
-      </w:r>
-      <w:r>
-        <w:rPr>
-          <w:sz w:val="19"/>
-        </w:rPr>
-        <w:t>Architected zero-cloud local WebRTC camera stream for 100% video privacy and serverless ephemeral STS token authentication.</w:t>
-      </w:r>
-    </w:p>
-    <w:p>
-      <w:pPr>
-        <w:spacing w:before="160" w:after="60"/>
-      </w:pPr>
-      <w:r>
-        <w:rPr>
-          <w:b/>
-          <w:color w:val="141414"/>
-          <w:sz w:val="22"/>
-        </w:rPr>
-        <w:t>EXPERIENCE</w:t>
-      </w:r>
-    </w:p>
-    <w:p>
-      <w:pPr>
-        <w:spacing w:before="60" w:after="20"/>
-      </w:pPr>
-      <w:r>
-        <w:rPr>
-          <w:b/>
-          <w:sz w:val="20"/>
-        </w:rPr>
-        <w:t>Software Engineering Intern  |  CloudTech Innovations</w:t>
-      </w:r>
-      <w:r>
-        <w:rPr>
-          <w:color w:val="646464"/>
-          <w:sz w:val="18"/>
-        </w:rPr>
-        <w:br/>
-        <w:t>May 2025 – August 2025  |  Remote / Bangalore</w:t>
+        <w:t>• Developed and tested customer-facing dashboard features in React and TypeScript.</w:t>
       </w:r>
     </w:p>
     <w:p>
       <w:pPr>
         <w:pStyle w:val="ListBullet"/>
-        <w:spacing w:before="20" w:after="40"/>
       </w:pPr>
       <w:r>
-        <w:rPr>
-          <w:b/>
-          <w:sz w:val="19"/>
-        </w:rPr>
-        <w:t xml:space="preserve">API Optimization: </w:t>
-      </w:r>
-      <w:r>
-        <w:rPr>
-          <w:sz w:val="19"/>
-        </w:rPr>
-        <w:t>Refactored 14 core REST endpoints, implementing query pagination and Redis caching that cut P95 latency from 320ms to 95ms.</w:t>
+        <w:t>• Collaborated in weekly agile standups and sprint planning to deliver features on schedule.</w:t>
       </w:r>
     </w:p>
     <w:p>
       <w:pPr>
         <w:pStyle w:val="ListBullet"/>
-        <w:spacing w:before="20" w:after="40"/>
       </w:pPr>
       <w:r>
-        <w:rPr>
-          <w:b/>
-          <w:sz w:val="19"/>
-        </w:rPr>
-        <w:t xml:space="preserve">CI/CD &amp; Testing: </w:t>
-      </w:r>
-      <w:r>
-        <w:rPr>
-          <w:sz w:val="19"/>
-        </w:rPr>
-        <w:t>Authored automated unit and integration test suites achieving 88% branch coverage, reducing production hotfix releases by 40%.</w:t>
+        <w:t>• Wrote unit and integration tests using Jest, maintaining 85% test coverage across core components.</w:t>
       </w:r>
     </w:p>
     <w:sectPr>
       <w:pgSz w:w="12240" w:h="15840"/>
-      <w:pgMar w:top="720" w:right="864" w:bottom="720" w:left="864" w:header="720" w:footer="720" w:gutter="0"/>
+      <w:pgMar w:top="1440" w:right="1800" w:bottom="1440" w:left="1800" w:header="720" w:footer="720" w:gutter="0"/>
       <w:cols w:space="720"/>
       <w:docGrid w:linePitch="360"/>
     </w:sectPr>

--- a/public/demo-resume.docx
+++ b/public/demo-resume.docx
@@ -5,696 +5,161 @@
     <w:p>
       <w:pPr>
         <w:spacing w:after="40"/>
+        <w:jc w:val="center"/>
       </w:pPr>
       <w:r>
         <w:rPr>
           <w:b/>
-          <w:color w:val="1D1D1F"/>
-          <w:sz w:val="28"/>
+          <w:sz w:val="36"/>
         </w:rPr>
-        <w:t>Rehearse — Behavioral Interview Demonstration: Questions &amp; Sample Answers</w:t>
+        <w:t>KASHISH</w:t>
       </w:r>
     </w:p>
     <w:p>
       <w:pPr>
-        <w:spacing w:after="200"/>
+        <w:spacing w:after="160"/>
+        <w:jc w:val="center"/>
       </w:pPr>
       <w:r>
-        <w:rPr>
-          <w:color w:val="666666"/>
-          <w:sz w:val="19"/>
-        </w:rPr>
-        <w:t>Candidate: Alex Chen  |  Position: Software Engineer  |  Framework: STAR Method (5 Competencies)</w:t>
+        <w:t>8905902000 | kashishb1623@gmail.com | Mohali, India</w:t>
+        <w:br/>
+        <w:t>LeetCode • HackerRank • GFG • LinkedIn • GitHub</w:t>
       </w:r>
     </w:p>
     <w:p>
       <w:pPr>
-        <w:spacing w:after="40"/>
+        <w:spacing w:before="120" w:after="40"/>
       </w:pPr>
       <w:r>
         <w:rPr>
           <w:b/>
-          <w:color w:val="D05236"/>
           <w:sz w:val="22"/>
         </w:rPr>
-        <w:t>Question 1: Teamwork &amp; Tight Deadlines</w:t>
+        <w:t>EDUCATION</w:t>
+      </w:r>
+    </w:p>
+    <w:p>
+      <w:r>
+        <w:t>Chitkara University | Rajpura, Punjab (2024 - 2028)</w:t>
+        <w:br/>
+        <w:t>Bachelor of Engineering in Artificial Intelligence — CGPA: 9.58</w:t>
+      </w:r>
+    </w:p>
+    <w:p>
+      <w:r>
+        <w:t>Doon International School | Mohali, Punjab (Senior Secondary XII: 89.6%, Secondary X: 91.8%)</w:t>
       </w:r>
     </w:p>
     <w:p>
       <w:pPr>
-        <w:spacing w:after="40"/>
+        <w:spacing w:before="120" w:after="40"/>
       </w:pPr>
       <w:r>
         <w:rPr>
           <w:b/>
-          <w:sz w:val="20"/>
+          <w:sz w:val="22"/>
         </w:rPr>
-        <w:t xml:space="preserve">Question Asked: </w:t>
+        <w:t>PROJECTS</w:t>
       </w:r>
+    </w:p>
+    <w:p>
       <w:r>
         <w:rPr>
           <w:b/>
-          <w:sz w:val="20"/>
         </w:rPr>
-        <w:t>"Tell me about a time you had to work with a multidisciplinary team or peer engineer under a tight deadline. How did you ensure alignment and deliver?"</w:t>
+        <w:t>Telecom Customer Churn Prediction (AI/ML)</w:t>
+        <w:br/>
+      </w:r>
+      <w:r>
+        <w:t>• Built a machine learning project to predict telecom customer churn using classification techniques.</w:t>
+        <w:br/>
+        <w:t>• Implemented churn reason analysis to identify factors influencing customer loss.</w:t>
+        <w:br/>
+        <w:t>• Developed customer priority segmentation to help businesses focus retention efforts on high-value customers.</w:t>
+        <w:br/>
+        <w:t>• Worked on data preprocessing, feature engineering, model evaluation, and business insight generation.</w:t>
+        <w:br/>
+        <w:t>Technologies: Python, Machine Learning, Pandas, NumPy, Scikit-learn, Matplotlib</w:t>
+      </w:r>
+    </w:p>
+    <w:p>
+      <w:r>
+        <w:rPr>
+          <w:b/>
+        </w:rPr>
+        <w:t>TOGETHERLY – LinkedIn Clone (Backend)</w:t>
+        <w:br/>
+      </w:r>
+      <w:r>
+        <w:t>• Built a LinkedIn-like platform using Django, implementing user authentication, CRUD operations, and real-time messaging.</w:t>
+        <w:br/>
+        <w:t>• Used SQLite for database management.</w:t>
+        <w:br/>
+        <w:t>Technologies: Django, SQLite, Python</w:t>
+      </w:r>
+    </w:p>
+    <w:p>
+      <w:r>
+        <w:rPr>
+          <w:b/>
+        </w:rPr>
+        <w:t>INNOFIND – Tech Resource Discovery Platform (Frontend)</w:t>
+        <w:br/>
+      </w:r>
+      <w:r>
+        <w:t>• Developed a custom search engine with a to-do list, calendar, themes, and feedback system using HTML, CSS, JavaScript.</w:t>
+        <w:br/>
+        <w:t>• Utilized local storage for data persistence.</w:t>
+        <w:br/>
+        <w:t>Technologies: HTML, CSS, JavaScript</w:t>
       </w:r>
     </w:p>
     <w:p>
       <w:pPr>
-        <w:spacing w:after="80"/>
+        <w:spacing w:before="120" w:after="40"/>
       </w:pPr>
       <w:r>
         <w:rPr>
-          <w:i/>
-          <w:sz w:val="18"/>
+          <w:b/>
+          <w:sz w:val="22"/>
         </w:rPr>
-        <w:t xml:space="preserve">Competency Evaluated: </w:t>
+        <w:t>SKILLS</w:t>
       </w:r>
+    </w:p>
+    <w:p>
       <w:r>
-        <w:rPr>
-          <w:i/>
-          <w:sz w:val="18"/>
-        </w:rPr>
-        <w:t>Cross-Functional Collaboration, Agile Execution &amp; Communication Under Pressure</w:t>
+        <w:t>Databases: MySQL, SQLite</w:t>
+        <w:br/>
+        <w:t>Frameworks &amp; Libraries: HTML, CSS, JavaScript, Django, Pandas, NumPy, Scikit-learn, Matplotlib</w:t>
+        <w:br/>
+        <w:t>Programming Languages: Python, C++, Java</w:t>
+        <w:br/>
+        <w:t>Tools &amp; Platforms: Git, GitHub, Figma</w:t>
+        <w:br/>
+        <w:t>Soft Skills: Problem-solving, Critical Thinking, Team Collaboration</w:t>
       </w:r>
     </w:p>
     <w:p>
       <w:pPr>
-        <w:spacing w:after="30"/>
+        <w:spacing w:before="120" w:after="40"/>
       </w:pPr>
       <w:r>
         <w:rPr>
           <w:b/>
-          <w:sz w:val="18"/>
+          <w:sz w:val="22"/>
         </w:rPr>
-        <w:t xml:space="preserve">• Situation: </w:t>
-      </w:r>
-      <w:r>
-        <w:rPr>
-          <w:sz w:val="18"/>
-        </w:rPr>
-        <w:t>During my software engineering internship at TechCorp Solutions, our team had a strict two-week sprint to ship an analytics reporting dashboard ahead of an executive client demo.</w:t>
+        <w:t>AWARDS &amp; ACHIEVEMENTS</w:t>
       </w:r>
     </w:p>
     <w:p>
-      <w:pPr>
-        <w:spacing w:after="30"/>
-      </w:pPr>
       <w:r>
-        <w:rPr>
-          <w:b/>
-          <w:sz w:val="18"/>
-        </w:rPr>
-        <w:t xml:space="preserve">• Task: </w:t>
-      </w:r>
-      <w:r>
-        <w:rPr>
-          <w:sz w:val="18"/>
-        </w:rPr>
-        <w:t>I was responsible for collaborating with a frontend engineer and a product manager to design and deliver the customer-facing dashboard components and backend REST endpoints on time.</w:t>
-      </w:r>
-    </w:p>
-    <w:p>
-      <w:pPr>
-        <w:spacing w:after="30"/>
-      </w:pPr>
-      <w:r>
-        <w:rPr>
-          <w:b/>
-          <w:sz w:val="18"/>
-        </w:rPr>
-        <w:t xml:space="preserve">• Action: </w:t>
-      </w:r>
-      <w:r>
-        <w:rPr>
-          <w:sz w:val="18"/>
-        </w:rPr>
-        <w:t>I set up a daily 10-minute morning standup to surface blockers immediately, established OpenAPI and TypeScript interface contracts on day one, and built mock API fixtures so frontend development could proceed in parallel without waiting on database migrations.</w:t>
-      </w:r>
-    </w:p>
-    <w:p>
-      <w:pPr>
-        <w:spacing w:after="30"/>
-      </w:pPr>
-      <w:r>
-        <w:rPr>
-          <w:b/>
-          <w:sz w:val="18"/>
-        </w:rPr>
-        <w:t xml:space="preserve">• Result: </w:t>
-      </w:r>
-      <w:r>
-        <w:rPr>
-          <w:sz w:val="18"/>
-        </w:rPr>
-        <w:t>We shipped the feature two days ahead of the delivery date with zero integration defects during QA, resulting in a successful client presentation and renewal.</w:t>
-      </w:r>
-    </w:p>
-    <w:p>
-      <w:pPr>
-        <w:spacing w:after="120"/>
-      </w:pPr>
-      <w:r>
-        <w:rPr>
-          <w:color w:val="DDDDDD"/>
-        </w:rPr>
-        <w:t>―――――――――――――――――――――――――――――――――――――――――――――</w:t>
-      </w:r>
-    </w:p>
-    <w:p>
-      <w:pPr>
-        <w:spacing w:after="40"/>
-      </w:pPr>
-      <w:r>
-        <w:rPr>
-          <w:b/>
-          <w:color w:val="D05236"/>
-          <w:sz w:val="22"/>
-        </w:rPr>
-        <w:t>Question 2: Conflict &amp; Disagreement Resolution</w:t>
-      </w:r>
-    </w:p>
-    <w:p>
-      <w:pPr>
-        <w:spacing w:after="40"/>
-      </w:pPr>
-      <w:r>
-        <w:rPr>
-          <w:b/>
-          <w:sz w:val="20"/>
-        </w:rPr>
-        <w:t xml:space="preserve">Question Asked: </w:t>
-      </w:r>
-      <w:r>
-        <w:rPr>
-          <w:b/>
-          <w:sz w:val="20"/>
-        </w:rPr>
-        <w:t>"Describe a situation where you had a strong disagreement with a teammate regarding a technical or product choice. How did you handle it and what was the outcome?"</w:t>
-      </w:r>
-    </w:p>
-    <w:p>
-      <w:pPr>
-        <w:spacing w:after="80"/>
-      </w:pPr>
-      <w:r>
-        <w:rPr>
-          <w:i/>
-          <w:sz w:val="18"/>
-        </w:rPr>
-        <w:t xml:space="preserve">Competency Evaluated: </w:t>
-      </w:r>
-      <w:r>
-        <w:rPr>
-          <w:i/>
-          <w:sz w:val="18"/>
-        </w:rPr>
-        <w:t>Objective Technical Reasoning, Constructive Compromise &amp; Team Cohesion</w:t>
-      </w:r>
-    </w:p>
-    <w:p>
-      <w:pPr>
-        <w:spacing w:after="30"/>
-      </w:pPr>
-      <w:r>
-        <w:rPr>
-          <w:b/>
-          <w:sz w:val="18"/>
-        </w:rPr>
-        <w:t xml:space="preserve">• Situation: </w:t>
-      </w:r>
-      <w:r>
-        <w:rPr>
-          <w:sz w:val="18"/>
-        </w:rPr>
-        <w:t>While building TaskFlow, our full-stack collaborative task management application, a peer engineer advocated for using MongoDB for rapid schema flexibility, whereas I recommended PostgreSQL.</w:t>
-      </w:r>
-    </w:p>
-    <w:p>
-      <w:pPr>
-        <w:spacing w:after="30"/>
-      </w:pPr>
-      <w:r>
-        <w:rPr>
-          <w:b/>
-          <w:sz w:val="18"/>
-        </w:rPr>
-        <w:t xml:space="preserve">• Task: </w:t>
-      </w:r>
-      <w:r>
-        <w:rPr>
-          <w:sz w:val="18"/>
-        </w:rPr>
-        <w:t>We needed to reach a consensus without delaying our sprint kickoff or creating technical debt.</w:t>
-      </w:r>
-    </w:p>
-    <w:p>
-      <w:pPr>
-        <w:spacing w:after="30"/>
-      </w:pPr>
-      <w:r>
-        <w:rPr>
-          <w:b/>
-          <w:sz w:val="18"/>
-        </w:rPr>
-        <w:t xml:space="preserve">• Action: </w:t>
-      </w:r>
-      <w:r>
-        <w:rPr>
-          <w:sz w:val="18"/>
-        </w:rPr>
-        <w:t>Rather than debating preferences, I proposed an objective benchmark matrix. We analyzed our core entity relationships—project boards, tasks, user permissions, and audit logs. I demonstrated that relational integrity with foreign keys and ACID transaction guarantees was essential to avoid orphaned subtasks during concurrent drag-and-drop operations.</w:t>
-      </w:r>
-    </w:p>
-    <w:p>
-      <w:pPr>
-        <w:spacing w:after="30"/>
-      </w:pPr>
-      <w:r>
-        <w:rPr>
-          <w:b/>
-          <w:sz w:val="18"/>
-        </w:rPr>
-        <w:t xml:space="preserve">• Result: </w:t>
-      </w:r>
-      <w:r>
-        <w:rPr>
-          <w:sz w:val="18"/>
-        </w:rPr>
-        <w:t>My teammate reviewed the prototype and agreed PostgreSQL was the sounder architectural choice. We completed the project on schedule, maintaining 100% data consistency across thousands of simulated task updates.</w:t>
-      </w:r>
-    </w:p>
-    <w:p>
-      <w:pPr>
-        <w:spacing w:after="120"/>
-      </w:pPr>
-      <w:r>
-        <w:rPr>
-          <w:color w:val="DDDDDD"/>
-        </w:rPr>
-        <w:t>―――――――――――――――――――――――――――――――――――――――――――――</w:t>
-      </w:r>
-    </w:p>
-    <w:p>
-      <w:pPr>
-        <w:spacing w:after="40"/>
-      </w:pPr>
-      <w:r>
-        <w:rPr>
-          <w:b/>
-          <w:color w:val="D05236"/>
-          <w:sz w:val="22"/>
-        </w:rPr>
-        <w:t>Question 3: Navigating Setbacks &amp; Incident Recovery</w:t>
-      </w:r>
-    </w:p>
-    <w:p>
-      <w:pPr>
-        <w:spacing w:after="40"/>
-      </w:pPr>
-      <w:r>
-        <w:rPr>
-          <w:b/>
-          <w:sz w:val="20"/>
-        </w:rPr>
-        <w:t xml:space="preserve">Question Asked: </w:t>
-      </w:r>
-      <w:r>
-        <w:rPr>
-          <w:b/>
-          <w:sz w:val="20"/>
-        </w:rPr>
-        <w:t>"Can you share an experience where a project or deployment didn't go as planned or failed? What immediate actions did you take, and what did you learn?"</w:t>
-      </w:r>
-    </w:p>
-    <w:p>
-      <w:pPr>
-        <w:spacing w:after="80"/>
-      </w:pPr>
-      <w:r>
-        <w:rPr>
-          <w:i/>
-          <w:sz w:val="18"/>
-        </w:rPr>
-        <w:t xml:space="preserve">Competency Evaluated: </w:t>
-      </w:r>
-      <w:r>
-        <w:rPr>
-          <w:i/>
-          <w:sz w:val="18"/>
-        </w:rPr>
-        <w:t>Composure Under Pressure, Rapid Incident Response &amp; Continuous Learning</w:t>
-      </w:r>
-    </w:p>
-    <w:p>
-      <w:pPr>
-        <w:spacing w:after="30"/>
-      </w:pPr>
-      <w:r>
-        <w:rPr>
-          <w:b/>
-          <w:sz w:val="18"/>
-        </w:rPr>
-        <w:t xml:space="preserve">• Situation: </w:t>
-      </w:r>
-      <w:r>
-        <w:rPr>
-          <w:sz w:val="18"/>
-        </w:rPr>
-        <w:t>During a staging deployment for the Campus Marketplace platform, an automated database migration script failed due to an unindexed unique constraint conflict on legacy user records, locking the staging database.</w:t>
-      </w:r>
-    </w:p>
-    <w:p>
-      <w:pPr>
-        <w:spacing w:after="30"/>
-      </w:pPr>
-      <w:r>
-        <w:rPr>
-          <w:b/>
-          <w:sz w:val="18"/>
-        </w:rPr>
-        <w:t xml:space="preserve">• Task: </w:t>
-      </w:r>
-      <w:r>
-        <w:rPr>
-          <w:sz w:val="18"/>
-        </w:rPr>
-        <w:t>As the engineer running the deployment, I had to restore staging availability immediately and resolve the root cause of the schema failure.</w:t>
-      </w:r>
-    </w:p>
-    <w:p>
-      <w:pPr>
-        <w:spacing w:after="30"/>
-      </w:pPr>
-      <w:r>
-        <w:rPr>
-          <w:b/>
-          <w:sz w:val="18"/>
-        </w:rPr>
-        <w:t xml:space="preserve">• Action: </w:t>
-      </w:r>
-      <w:r>
-        <w:rPr>
-          <w:sz w:val="18"/>
-        </w:rPr>
-        <w:t>I immediately notified the team on Slack, executed our automated rollback script to restore staging traffic within three minutes, and analyzed the migration logs. I isolated the conflicting records, wrote a safe, idempotent data-cleaning migration step, added comprehensive unit tests, and verified the fix against a sanitized production clone.</w:t>
-      </w:r>
-    </w:p>
-    <w:p>
-      <w:pPr>
-        <w:spacing w:after="30"/>
-      </w:pPr>
-      <w:r>
-        <w:rPr>
-          <w:b/>
-          <w:sz w:val="18"/>
-        </w:rPr>
-        <w:t xml:space="preserve">• Result: </w:t>
-      </w:r>
-      <w:r>
-        <w:rPr>
-          <w:sz w:val="18"/>
-        </w:rPr>
-        <w:t>The revised migration deployed cleanly in under ten seconds. I also added pre-deployment dry-run validation scripts to our CI/CD pipeline, permanently preventing similar constraint failures.</w:t>
-      </w:r>
-    </w:p>
-    <w:p>
-      <w:pPr>
-        <w:spacing w:after="120"/>
-      </w:pPr>
-      <w:r>
-        <w:rPr>
-          <w:color w:val="DDDDDD"/>
-        </w:rPr>
-        <w:t>―――――――――――――――――――――――――――――――――――――――――――――</w:t>
-      </w:r>
-    </w:p>
-    <w:p>
-      <w:pPr>
-        <w:spacing w:after="40"/>
-      </w:pPr>
-      <w:r>
-        <w:rPr>
-          <w:b/>
-          <w:color w:val="D05236"/>
-          <w:sz w:val="22"/>
-        </w:rPr>
-        <w:t>Question 4: Initiative &amp; Organizational Ownership</w:t>
-      </w:r>
-    </w:p>
-    <w:p>
-      <w:pPr>
-        <w:spacing w:after="40"/>
-      </w:pPr>
-      <w:r>
-        <w:rPr>
-          <w:b/>
-          <w:sz w:val="20"/>
-        </w:rPr>
-        <w:t xml:space="preserve">Question Asked: </w:t>
-      </w:r>
-      <w:r>
-        <w:rPr>
-          <w:b/>
-          <w:sz w:val="20"/>
-        </w:rPr>
-        <w:t>"Tell me about a time you went beyond your assigned responsibilities to solve a problem or improve a process for your team."</w:t>
-      </w:r>
-    </w:p>
-    <w:p>
-      <w:pPr>
-        <w:spacing w:after="80"/>
-      </w:pPr>
-      <w:r>
-        <w:rPr>
-          <w:i/>
-          <w:sz w:val="18"/>
-        </w:rPr>
-        <w:t xml:space="preserve">Competency Evaluated: </w:t>
-      </w:r>
-      <w:r>
-        <w:rPr>
-          <w:i/>
-          <w:sz w:val="18"/>
-        </w:rPr>
-        <w:t>Proactive Problem Solving, Engineering Excellence &amp; Developer Enablement</w:t>
-      </w:r>
-    </w:p>
-    <w:p>
-      <w:pPr>
-        <w:spacing w:after="30"/>
-      </w:pPr>
-      <w:r>
-        <w:rPr>
-          <w:b/>
-          <w:sz w:val="18"/>
-        </w:rPr>
-        <w:t xml:space="preserve">• Situation: </w:t>
-      </w:r>
-      <w:r>
-        <w:rPr>
-          <w:sz w:val="18"/>
-        </w:rPr>
-        <w:t>When I joined TechCorp Solutions as an intern, new contributor onboarding was a painful multi-step manual process. Conflicting Node and Docker versions frequently cost new engineers half a day to troubleshoot.</w:t>
-      </w:r>
-    </w:p>
-    <w:p>
-      <w:pPr>
-        <w:spacing w:after="30"/>
-      </w:pPr>
-      <w:r>
-        <w:rPr>
-          <w:b/>
-          <w:sz w:val="18"/>
-        </w:rPr>
-        <w:t xml:space="preserve">• Task: </w:t>
-      </w:r>
-      <w:r>
-        <w:rPr>
-          <w:sz w:val="18"/>
-        </w:rPr>
-        <w:t>Although my assigned sprint tickets were strictly user-facing dashboard features, I recognized that fixing onboarding friction would permanently save engineering hours across the entire team.</w:t>
-      </w:r>
-    </w:p>
-    <w:p>
-      <w:pPr>
-        <w:spacing w:after="30"/>
-      </w:pPr>
-      <w:r>
-        <w:rPr>
-          <w:b/>
-          <w:sz w:val="18"/>
-        </w:rPr>
-        <w:t xml:space="preserve">• Action: </w:t>
-      </w:r>
-      <w:r>
-        <w:rPr>
-          <w:sz w:val="18"/>
-        </w:rPr>
-        <w:t>Over the weekend, I containerized the entire local development stack using Docker Compose, authored a one-command bootstrap script (./scripts/dev-setup.sh), and restructured the outdated setup documentation with step-by-step verification checks.</w:t>
-      </w:r>
-    </w:p>
-    <w:p>
-      <w:pPr>
-        <w:spacing w:after="30"/>
-      </w:pPr>
-      <w:r>
-        <w:rPr>
-          <w:b/>
-          <w:sz w:val="18"/>
-        </w:rPr>
-        <w:t xml:space="preserve">• Result: </w:t>
-      </w:r>
-      <w:r>
-        <w:rPr>
-          <w:sz w:val="18"/>
-        </w:rPr>
-        <w:t>I submitted a pull request with full documentation. The engineering lead approved it, and it reduced developer onboarding time from four hours to under fifteen minutes across all incoming contributors.</w:t>
-      </w:r>
-    </w:p>
-    <w:p>
-      <w:pPr>
-        <w:spacing w:after="120"/>
-      </w:pPr>
-      <w:r>
-        <w:rPr>
-          <w:color w:val="DDDDDD"/>
-        </w:rPr>
-        <w:t>―――――――――――――――――――――――――――――――――――――――――――――</w:t>
-      </w:r>
-    </w:p>
-    <w:p>
-      <w:pPr>
-        <w:spacing w:after="40"/>
-      </w:pPr>
-      <w:r>
-        <w:rPr>
-          <w:b/>
-          <w:color w:val="D05236"/>
-          <w:sz w:val="22"/>
-        </w:rPr>
-        <w:t>Question 5: Prioritization &amp; Competing Urgencies</w:t>
-      </w:r>
-    </w:p>
-    <w:p>
-      <w:pPr>
-        <w:spacing w:after="40"/>
-      </w:pPr>
-      <w:r>
-        <w:rPr>
-          <w:b/>
-          <w:sz w:val="20"/>
-        </w:rPr>
-        <w:t xml:space="preserve">Question Asked: </w:t>
-      </w:r>
-      <w:r>
-        <w:rPr>
-          <w:b/>
-          <w:sz w:val="20"/>
-        </w:rPr>
-        <w:t>"How do you handle situations where you are faced with competing priorities or urgent requests from stakeholders while already committed to a delivery date?"</w:t>
-      </w:r>
-    </w:p>
-    <w:p>
-      <w:pPr>
-        <w:spacing w:after="80"/>
-      </w:pPr>
-      <w:r>
-        <w:rPr>
-          <w:i/>
-          <w:sz w:val="18"/>
-        </w:rPr>
-        <w:t xml:space="preserve">Competency Evaluated: </w:t>
-      </w:r>
-      <w:r>
-        <w:rPr>
-          <w:i/>
-          <w:sz w:val="18"/>
-        </w:rPr>
-        <w:t>Urgency vs. Impact Triage, Transparent Communication &amp; Scope Management</w:t>
-      </w:r>
-    </w:p>
-    <w:p>
-      <w:pPr>
-        <w:spacing w:after="30"/>
-      </w:pPr>
-      <w:r>
-        <w:rPr>
-          <w:b/>
-          <w:sz w:val="18"/>
-        </w:rPr>
-        <w:t xml:space="preserve">• Situation: </w:t>
-      </w:r>
-      <w:r>
-        <w:rPr>
-          <w:sz w:val="18"/>
-        </w:rPr>
-        <w:t>During release week at TechCorp, while midway through implementing critical security authentication patches, customer success submitted an urgent request for a custom CSV export feature for a high-priority enterprise prospect.</w:t>
-      </w:r>
-    </w:p>
-    <w:p>
-      <w:pPr>
-        <w:spacing w:after="30"/>
-      </w:pPr>
-      <w:r>
-        <w:rPr>
-          <w:b/>
-          <w:sz w:val="18"/>
-        </w:rPr>
-        <w:t xml:space="preserve">• Task: </w:t>
-      </w:r>
-      <w:r>
-        <w:rPr>
-          <w:sz w:val="18"/>
-        </w:rPr>
-        <w:t>I had to handle the customer request without compromising our scheduled security fixes or missing our deployment window.</w:t>
-      </w:r>
-    </w:p>
-    <w:p>
-      <w:pPr>
-        <w:spacing w:after="30"/>
-      </w:pPr>
-      <w:r>
-        <w:rPr>
-          <w:b/>
-          <w:sz w:val="18"/>
-        </w:rPr>
-        <w:t xml:space="preserve">• Action: </w:t>
-      </w:r>
-      <w:r>
-        <w:rPr>
-          <w:sz w:val="18"/>
-        </w:rPr>
-        <w:t>I applied an urgency-versus-impact triage: security was non-negotiable. I immediately met with the product manager and customer success lead, transparently laid out our capacity, and proposed an agile compromise: I built a lightweight CSV export endpoint within two hours to satisfy the client demo, while scoping the full automated reporting engine for the subsequent sprint.</w:t>
-      </w:r>
-    </w:p>
-    <w:p>
-      <w:pPr>
-        <w:spacing w:after="30"/>
-      </w:pPr>
-      <w:r>
-        <w:rPr>
-          <w:b/>
-          <w:sz w:val="18"/>
-        </w:rPr>
-        <w:t xml:space="preserve">• Result: </w:t>
-      </w:r>
-      <w:r>
-        <w:rPr>
-          <w:sz w:val="18"/>
-        </w:rPr>
-        <w:t>The client signed the contract, our security authentication fixes shipped on schedule with zero regressions, and both stakeholders appreciated the transparent communication.</w:t>
-      </w:r>
-    </w:p>
-    <w:p>
-      <w:pPr>
-        <w:spacing w:after="120"/>
-      </w:pPr>
-      <w:r>
-        <w:rPr>
-          <w:color w:val="DDDDDD"/>
-        </w:rPr>
-        <w:t>―――――――――――――――――――――――――――――――――――――――――――――</w:t>
+        <w:t>• Second Place in Intellex – Critical Thinking Event (Chitkara University)</w:t>
+        <w:br/>
+        <w:t>• Third Place, Byte Tourney 2.0 – UI Building &amp; Idea Presentation (Figma)</w:t>
+        <w:br/>
+        <w:t>• Certificate of qualification of 2 rounds of LadyADA - National Level Programming Contest</w:t>
+        <w:br/>
+        <w:t>• Participated in SAP Ideathon, Smart India Hackathon (SIH), Joget Hackathon</w:t>
       </w:r>
     </w:p>
     <w:sectPr>
